--- a/Notes.docx
+++ b/Notes.docx
@@ -98,26 +98,10 @@
     <w:p/>
     <w:p>
       <w:r>
-        <w:t xml:space="preserve">TCP sends data as a continuous stream of bytes, so a single encrypted message may arrive split across multiple </w:t>
-      </w:r>
-      <w:proofErr w:type="spellStart"/>
-      <w:r>
-        <w:t>recv</w:t>
-      </w:r>
-      <w:proofErr w:type="spellEnd"/>
-      <w:r>
-        <w:t xml:space="preserve">() calls or multiple messages may arrive together. </w:t>
-      </w:r>
-      <w:r>
-        <w:t xml:space="preserve">And the newline delimiter cannot be identified in </w:t>
-      </w:r>
-      <w:proofErr w:type="spellStart"/>
-      <w:r>
-        <w:t>it’s</w:t>
-      </w:r>
-      <w:proofErr w:type="spellEnd"/>
-      <w:r>
-        <w:t xml:space="preserve"> encrypted form, so we can’t identify when a packet ends. </w:t>
+        <w:t xml:space="preserve">TCP sends data as a continuous stream of bytes, so a single encrypted message may arrive split across multiple recv() calls or multiple messages may arrive together. </w:t>
+      </w:r>
+      <w:r>
+        <w:t xml:space="preserve">And the newline delimiter cannot be identified in it’s encrypted form, so we can’t identify when a packet ends. </w:t>
       </w:r>
       <w:r>
         <w:t xml:space="preserve">We therefore replaced newline delimiters with a </w:t>
@@ -168,23 +152,7 @@
         <w:t>Server:</w:t>
       </w:r>
       <w:r>
-        <w:t xml:space="preserve"> Loads the device's permanent 256-bit </w:t>
-      </w:r>
-      <w:proofErr w:type="spellStart"/>
-      <w:r>
-        <w:t>ChaCha</w:t>
-      </w:r>
-      <w:proofErr w:type="spellEnd"/>
-      <w:r>
-        <w:t xml:space="preserve"> key from </w:t>
-      </w:r>
-      <w:proofErr w:type="spellStart"/>
-      <w:r>
-        <w:t>registered_devices.json</w:t>
-      </w:r>
-      <w:proofErr w:type="spellEnd"/>
-      <w:r>
-        <w:t xml:space="preserve">. </w:t>
+        <w:t xml:space="preserve"> Loads the device's permanent 256-bit ChaCha key from registered_devices.json. </w:t>
       </w:r>
     </w:p>
     <w:p>
@@ -202,27 +170,407 @@
         <w:t>Client:</w:t>
       </w:r>
       <w:r>
-        <w:t xml:space="preserve"> Loads the same permanent 256-bit </w:t>
-      </w:r>
-      <w:proofErr w:type="spellStart"/>
-      <w:r>
-        <w:t>ChaCha</w:t>
-      </w:r>
-      <w:proofErr w:type="spellEnd"/>
-      <w:r>
-        <w:t xml:space="preserve"> key from </w:t>
-      </w:r>
-      <w:proofErr w:type="spellStart"/>
-      <w:r>
-        <w:t>client_keys.json</w:t>
-      </w:r>
-      <w:proofErr w:type="spellEnd"/>
-      <w:r>
-        <w:t xml:space="preserve"> (which it stored during registration).</w:t>
+        <w:t xml:space="preserve"> Loads the same permanent 256-bit ChaCha key from client_keys.json (which it stored during registration).</w:t>
+      </w:r>
+    </w:p>
+    <w:p/>
+    <w:p>
+      <w:r>
+        <w:t xml:space="preserve">In Python, a </w:t>
+      </w:r>
+      <w:r>
+        <w:rPr>
+          <w:b/>
+          <w:bCs/>
+        </w:rPr>
+        <w:t>worker</w:t>
+      </w:r>
+      <w:r>
+        <w:t xml:space="preserve"> is a background process or thread that runs independently from the main application to handle time-consuming, repetitive, or blocking tasks. Instead of making a user wait for a heavy task to finish on a website or app, the main application hands the task off to a queue, and the worker pulls the job from that queue and executes it in the background.</w:t>
       </w:r>
     </w:p>
     <w:p/>
     <w:p/>
+    <w:p/>
+    <w:p/>
+    <w:p>
+      <w:pPr>
+        <w:rPr>
+          <w:b/>
+          <w:bCs/>
+          <w:sz w:val="32"/>
+          <w:szCs w:val="32"/>
+        </w:rPr>
+      </w:pPr>
+      <w:r>
+        <w:rPr>
+          <w:b/>
+          <w:bCs/>
+          <w:sz w:val="32"/>
+          <w:szCs w:val="32"/>
+        </w:rPr>
+        <w:lastRenderedPageBreak/>
+        <w:t>Bi-directional encryption:</w:t>
+      </w:r>
+    </w:p>
+    <w:p>
+      <w:pPr>
+        <w:rPr>
+          <w:b/>
+          <w:bCs/>
+        </w:rPr>
+      </w:pPr>
+      <w:r>
+        <w:rPr>
+          <w:b/>
+          <w:bCs/>
+        </w:rPr>
+        <w:t xml:space="preserve">a) </w:t>
+      </w:r>
+      <w:r>
+        <w:rPr>
+          <w:b/>
+          <w:bCs/>
+        </w:rPr>
+        <w:t>Server → Client</w:t>
+      </w:r>
+    </w:p>
+    <w:p>
+      <w:r>
+        <w:rPr>
+          <w:b/>
+          <w:bCs/>
+        </w:rPr>
+        <w:t>Server</w:t>
+      </w:r>
+    </w:p>
+    <w:p>
+      <w:pPr>
+        <w:numPr>
+          <w:ilvl w:val="0"/>
+          <w:numId w:val="5"/>
+        </w:numPr>
+      </w:pPr>
+      <w:r>
+        <w:t>Keep REGISTERED, SUCCESS, FAIL, and other pre-login responses as plaintext.</w:t>
+      </w:r>
+    </w:p>
+    <w:p>
+      <w:pPr>
+        <w:numPr>
+          <w:ilvl w:val="0"/>
+          <w:numId w:val="5"/>
+        </w:numPr>
+      </w:pPr>
+      <w:r>
+        <w:t>After a successful login, any protected message (KEY_UPDATE, later ALIVE?, etc.) is encrypted using the client's permanent 256-bit ChaCha20 key.</w:t>
+      </w:r>
+    </w:p>
+    <w:p>
+      <w:r>
+        <w:rPr>
+          <w:b/>
+          <w:bCs/>
+        </w:rPr>
+        <w:t>Client</w:t>
+      </w:r>
+    </w:p>
+    <w:p>
+      <w:pPr>
+        <w:numPr>
+          <w:ilvl w:val="0"/>
+          <w:numId w:val="6"/>
+        </w:numPr>
+      </w:pPr>
+      <w:r>
+        <w:t>Read the packet type.</w:t>
+      </w:r>
+    </w:p>
+    <w:p>
+      <w:pPr>
+        <w:numPr>
+          <w:ilvl w:val="0"/>
+          <w:numId w:val="6"/>
+        </w:numPr>
+      </w:pPr>
+      <w:r>
+        <w:t>If it's plaintext (0x00), decode it normally.</w:t>
+      </w:r>
+    </w:p>
+    <w:p>
+      <w:pPr>
+        <w:numPr>
+          <w:ilvl w:val="0"/>
+          <w:numId w:val="6"/>
+        </w:numPr>
+      </w:pPr>
+      <w:r>
+        <w:t>If it's encrypted (0x01), decrypt it using the permanent 256-bit ChaCha20 key loaded from client_keys.json, then process the resulting plaintext message exactly as before.</w:t>
+      </w:r>
+    </w:p>
+    <w:p>
+      <w:pPr>
+        <w:ind w:left="720"/>
+      </w:pPr>
+    </w:p>
+    <w:p>
+      <w:r>
+        <w:t xml:space="preserve">b) </w:t>
+      </w:r>
+      <w:r>
+        <w:rPr>
+          <w:b/>
+          <w:bCs/>
+        </w:rPr>
+        <w:t xml:space="preserve">Client </w:t>
+      </w:r>
+      <w:r>
+        <w:rPr>
+          <w:b/>
+          <w:bCs/>
+        </w:rPr>
+        <w:t xml:space="preserve">→ </w:t>
+      </w:r>
+      <w:r>
+        <w:rPr>
+          <w:b/>
+          <w:bCs/>
+        </w:rPr>
+        <w:t>Server</w:t>
+      </w:r>
+    </w:p>
+    <w:p>
+      <w:pPr>
+        <w:rPr>
+          <w:b/>
+          <w:bCs/>
+        </w:rPr>
+      </w:pPr>
+      <w:r>
+        <w:rPr>
+          <w:b/>
+          <w:bCs/>
+        </w:rPr>
+        <w:t>Client</w:t>
+      </w:r>
+    </w:p>
+    <w:p>
+      <w:pPr>
+        <w:numPr>
+          <w:ilvl w:val="0"/>
+          <w:numId w:val="3"/>
+        </w:numPr>
+      </w:pPr>
+      <w:r>
+        <w:t xml:space="preserve">Keep REGISTER plaintext. </w:t>
+      </w:r>
+    </w:p>
+    <w:p>
+      <w:pPr>
+        <w:numPr>
+          <w:ilvl w:val="0"/>
+          <w:numId w:val="3"/>
+        </w:numPr>
+      </w:pPr>
+      <w:r>
+        <w:t xml:space="preserve">Keep LOGIN plaintext. </w:t>
+      </w:r>
+    </w:p>
+    <w:p>
+      <w:pPr>
+        <w:numPr>
+          <w:ilvl w:val="0"/>
+          <w:numId w:val="3"/>
+        </w:numPr>
+      </w:pPr>
+      <w:r>
+        <w:t xml:space="preserve">After a successful login, any protected command (LOGOUT, later ALIVE_ACK, etc.) will be encrypted with the permanent 256-bit ChaCha20 key. </w:t>
+      </w:r>
+    </w:p>
+    <w:p>
+      <w:pPr>
+        <w:rPr>
+          <w:b/>
+          <w:bCs/>
+        </w:rPr>
+      </w:pPr>
+      <w:r>
+        <w:rPr>
+          <w:b/>
+          <w:bCs/>
+        </w:rPr>
+        <w:t>Server</w:t>
+      </w:r>
+    </w:p>
+    <w:p>
+      <w:pPr>
+        <w:numPr>
+          <w:ilvl w:val="0"/>
+          <w:numId w:val="4"/>
+        </w:numPr>
+      </w:pPr>
+      <w:r>
+        <w:t xml:space="preserve">Read the packet type. </w:t>
+      </w:r>
+    </w:p>
+    <w:p>
+      <w:pPr>
+        <w:numPr>
+          <w:ilvl w:val="0"/>
+          <w:numId w:val="4"/>
+        </w:numPr>
+      </w:pPr>
+      <w:r>
+        <w:t xml:space="preserve">If it's plaintext (0x00), decode it normally. </w:t>
+      </w:r>
+    </w:p>
+    <w:p>
+      <w:pPr>
+        <w:numPr>
+          <w:ilvl w:val="0"/>
+          <w:numId w:val="4"/>
+        </w:numPr>
+      </w:pPr>
+      <w:r>
+        <w:t>If it's encrypted (0x01), look up the client's permanent ChaCha20 key from connected_clients, decrypt the payload, and then process the resulting plaintext command exactly as before.</w:t>
+      </w:r>
+    </w:p>
+    <w:p/>
+    <w:p/>
+    <w:p/>
+    <w:p/>
+    <w:p/>
+    <w:p/>
+    <w:p/>
+    <w:p>
+      <w:pPr>
+        <w:rPr>
+          <w:b/>
+          <w:bCs/>
+        </w:rPr>
+      </w:pPr>
+      <w:r>
+        <w:rPr>
+          <w:b/>
+          <w:bCs/>
+        </w:rPr>
+        <w:t>Step by Step procedure:</w:t>
+      </w:r>
+    </w:p>
+    <w:p>
+      <w:r>
+        <w:br/>
+        <w:t xml:space="preserve">1. </w:t>
+      </w:r>
+      <w:r>
+        <w:rPr>
+          <w:b/>
+          <w:bCs/>
+        </w:rPr>
+        <w:t>Registration:</w:t>
+      </w:r>
+      <w:r>
+        <w:t xml:space="preserve"> Server generates a permanent </w:t>
+      </w:r>
+      <w:r>
+        <w:rPr>
+          <w:b/>
+          <w:bCs/>
+        </w:rPr>
+        <w:t>256-bit ChaCha20 key</w:t>
+      </w:r>
+      <w:r>
+        <w:t xml:space="preserve"> and the client stores the same key. </w:t>
+      </w:r>
+    </w:p>
+    <w:p>
+      <w:r>
+        <w:t>2.</w:t>
+      </w:r>
+      <w:r>
+        <w:t xml:space="preserve"> </w:t>
+      </w:r>
+      <w:r>
+        <w:rPr>
+          <w:b/>
+          <w:bCs/>
+        </w:rPr>
+        <w:t>Login:</w:t>
+      </w:r>
+      <w:r>
+        <w:t xml:space="preserve"> Both server and client load this permanent 256-bit key from their respective JSON files. </w:t>
+      </w:r>
+    </w:p>
+    <w:p>
+      <w:r>
+        <w:t xml:space="preserve">3. </w:t>
+      </w:r>
+      <w:r>
+        <w:rPr>
+          <w:b/>
+          <w:bCs/>
+        </w:rPr>
+        <w:t>Authentication key generation:</w:t>
+      </w:r>
+      <w:r>
+        <w:t xml:space="preserve"> Server generates a fresh </w:t>
+      </w:r>
+      <w:r>
+        <w:rPr>
+          <w:b/>
+          <w:bCs/>
+        </w:rPr>
+        <w:t>32-bit authentication key</w:t>
+      </w:r>
+      <w:r>
+        <w:t xml:space="preserve"> for that client. </w:t>
+      </w:r>
+    </w:p>
+    <w:p>
+      <w:r>
+        <w:t xml:space="preserve">4. </w:t>
+      </w:r>
+      <w:r>
+        <w:rPr>
+          <w:b/>
+          <w:bCs/>
+        </w:rPr>
+        <w:t>Encryption:</w:t>
+      </w:r>
+      <w:r>
+        <w:t xml:space="preserve"> Server encrypts this 32-bit key using the permanent 256-bit ChaCha20 key and sends it. </w:t>
+      </w:r>
+    </w:p>
+    <w:p>
+      <w:r>
+        <w:t xml:space="preserve">5. </w:t>
+      </w:r>
+      <w:r>
+        <w:rPr>
+          <w:b/>
+          <w:bCs/>
+        </w:rPr>
+        <w:t>Decryption:</w:t>
+      </w:r>
+      <w:r>
+        <w:t xml:space="preserve"> Client decrypts the message using the same permanent 256-bit ChaCha20 key and stores the new 32-bit authentication key in RAM. </w:t>
+      </w:r>
+    </w:p>
+    <w:p>
+      <w:r>
+        <w:t xml:space="preserve">6. </w:t>
+      </w:r>
+      <w:r>
+        <w:rPr>
+          <w:b/>
+          <w:bCs/>
+        </w:rPr>
+        <w:t>Rotation:</w:t>
+      </w:r>
+      <w:r>
+        <w:t xml:space="preserve"> Every 5 minutes, Steps 3–5 repeat with a new 32-bit authentication key.</w:t>
+      </w:r>
+    </w:p>
     <w:sectPr>
       <w:pgSz w:w="11906" w:h="16838"/>
       <w:pgMar w:top="1440" w:right="1440" w:bottom="1440" w:left="1440" w:header="708" w:footer="708" w:gutter="0"/>
@@ -236,6 +584,453 @@
 <file path=word/numbering.xml><?xml version="1.0" encoding="utf-8"?>
 <w:numbering xmlns:wpc="http://schemas.microsoft.com/office/word/2010/wordprocessingCanvas" xmlns:cx="http://schemas.microsoft.com/office/drawing/2014/chartex" xmlns:cx1="http://schemas.microsoft.com/office/drawing/2015/9/8/chartex" xmlns:cx2="http://schemas.microsoft.com/office/drawing/2015/10/21/chartex" xmlns:cx3="http://schemas.microsoft.com/office/drawing/2016/5/9/chartex" xmlns:cx4="http://schemas.microsoft.com/office/drawing/2016/5/10/chartex" xmlns:cx5="http://schemas.microsoft.com/office/drawing/2016/5/11/chartex" xmlns:cx6="http://schemas.microsoft.com/office/drawing/2016/5/12/chartex" xmlns:cx7="http://schemas.microsoft.com/office/drawing/2016/5/13/chartex" xmlns:cx8="http://schemas.microsoft.com/office/drawing/2016/5/14/chartex" xmlns:mc="http://schemas.openxmlformats.org/markup-compatibility/2006" xmlns:aink="http://schemas.microsoft.com/office/drawing/2016/ink" xmlns:am3d="http://schemas.microsoft.com/office/drawing/2017/model3d" xmlns:o="urn:schemas-microsoft-com:office:office" xmlns:oel="http://schemas.microsoft.com/office/2019/extlst" xmlns:r="http://schemas.openxmlformats.org/officeDocument/2006/relationships" xmlns:m="http://schemas.openxmlformats.org/officeDocument/2006/math" xmlns:v="urn:schemas-microsoft-com:vml" xmlns:wp14="http://schemas.microsoft.com/office/word/2010/wordprocessingDrawing" xmlns:wp="http://schemas.openxmlformats.org/drawingml/2006/wordprocessingDrawing" xmlns:w10="urn:schemas-microsoft-com:office:word" xmlns:w="http://schemas.openxmlformats.org/wordprocessingml/2006/main" xmlns:w14="http://schemas.microsoft.com/office/word/2010/wordml" xmlns:w15="http://schemas.microsoft.com/office/word/2012/wordml" xmlns:w16cex="http://schemas.microsoft.com/office/word/2018/wordml/cex" xmlns:w16cid="http://schemas.microsoft.com/office/word/2016/wordml/cid" xmlns:w16="http://schemas.microsoft.com/office/word/2018/wordml" xmlns:w16du="http://schemas.microsoft.com/office/word/2023/wordml/word16du" xmlns:w16sdtdh="http://schemas.microsoft.com/office/word/2020/wordml/sdtdatahash" xmlns:w16sdtfl="http://schemas.microsoft.com/office/word/2024/wordml/sdtformatlock" xmlns:w16se="http://schemas.microsoft.com/office/word/2015/wordml/symex" xmlns:wpg="http://schemas.microsoft.com/office/word/2010/wordprocessingGroup" xmlns:wpi="http://schemas.microsoft.com/office/word/2010/wordprocessingInk" xmlns:wne="http://schemas.microsoft.com/office/word/2006/wordml" xmlns:wps="http://schemas.microsoft.com/office/word/2010/wordprocessingShape" mc:Ignorable="w14 w15 w16se w16cid w16 w16cex w16sdtdh w16sdtfl w16du wp14">
   <w:abstractNum w:abstractNumId="0" w15:restartNumberingAfterBreak="0">
+    <w:nsid w:val="094E1B4A"/>
+    <w:multiLevelType w:val="multilevel"/>
+    <w:tmpl w:val="2804A466"/>
+    <w:lvl w:ilvl="0">
+      <w:start w:val="1"/>
+      <w:numFmt w:val="bullet"/>
+      <w:lvlText w:val=""/>
+      <w:lvlJc w:val="left"/>
+      <w:pPr>
+        <w:tabs>
+          <w:tab w:val="num" w:pos="720"/>
+        </w:tabs>
+        <w:ind w:left="720" w:hanging="360"/>
+      </w:pPr>
+      <w:rPr>
+        <w:rFonts w:ascii="Symbol" w:hAnsi="Symbol" w:hint="default"/>
+        <w:sz w:val="20"/>
+      </w:rPr>
+    </w:lvl>
+    <w:lvl w:ilvl="1" w:tentative="1">
+      <w:start w:val="1"/>
+      <w:numFmt w:val="bullet"/>
+      <w:lvlText w:val="o"/>
+      <w:lvlJc w:val="left"/>
+      <w:pPr>
+        <w:tabs>
+          <w:tab w:val="num" w:pos="1440"/>
+        </w:tabs>
+        <w:ind w:left="1440" w:hanging="360"/>
+      </w:pPr>
+      <w:rPr>
+        <w:rFonts w:ascii="Courier New" w:hAnsi="Courier New" w:hint="default"/>
+        <w:sz w:val="20"/>
+      </w:rPr>
+    </w:lvl>
+    <w:lvl w:ilvl="2" w:tentative="1">
+      <w:start w:val="1"/>
+      <w:numFmt w:val="bullet"/>
+      <w:lvlText w:val=""/>
+      <w:lvlJc w:val="left"/>
+      <w:pPr>
+        <w:tabs>
+          <w:tab w:val="num" w:pos="2160"/>
+        </w:tabs>
+        <w:ind w:left="2160" w:hanging="360"/>
+      </w:pPr>
+      <w:rPr>
+        <w:rFonts w:ascii="Wingdings" w:hAnsi="Wingdings" w:hint="default"/>
+        <w:sz w:val="20"/>
+      </w:rPr>
+    </w:lvl>
+    <w:lvl w:ilvl="3" w:tentative="1">
+      <w:start w:val="1"/>
+      <w:numFmt w:val="bullet"/>
+      <w:lvlText w:val=""/>
+      <w:lvlJc w:val="left"/>
+      <w:pPr>
+        <w:tabs>
+          <w:tab w:val="num" w:pos="2880"/>
+        </w:tabs>
+        <w:ind w:left="2880" w:hanging="360"/>
+      </w:pPr>
+      <w:rPr>
+        <w:rFonts w:ascii="Wingdings" w:hAnsi="Wingdings" w:hint="default"/>
+        <w:sz w:val="20"/>
+      </w:rPr>
+    </w:lvl>
+    <w:lvl w:ilvl="4" w:tentative="1">
+      <w:start w:val="1"/>
+      <w:numFmt w:val="bullet"/>
+      <w:lvlText w:val=""/>
+      <w:lvlJc w:val="left"/>
+      <w:pPr>
+        <w:tabs>
+          <w:tab w:val="num" w:pos="3600"/>
+        </w:tabs>
+        <w:ind w:left="3600" w:hanging="360"/>
+      </w:pPr>
+      <w:rPr>
+        <w:rFonts w:ascii="Wingdings" w:hAnsi="Wingdings" w:hint="default"/>
+        <w:sz w:val="20"/>
+      </w:rPr>
+    </w:lvl>
+    <w:lvl w:ilvl="5" w:tentative="1">
+      <w:start w:val="1"/>
+      <w:numFmt w:val="bullet"/>
+      <w:lvlText w:val=""/>
+      <w:lvlJc w:val="left"/>
+      <w:pPr>
+        <w:tabs>
+          <w:tab w:val="num" w:pos="4320"/>
+        </w:tabs>
+        <w:ind w:left="4320" w:hanging="360"/>
+      </w:pPr>
+      <w:rPr>
+        <w:rFonts w:ascii="Wingdings" w:hAnsi="Wingdings" w:hint="default"/>
+        <w:sz w:val="20"/>
+      </w:rPr>
+    </w:lvl>
+    <w:lvl w:ilvl="6" w:tentative="1">
+      <w:start w:val="1"/>
+      <w:numFmt w:val="bullet"/>
+      <w:lvlText w:val=""/>
+      <w:lvlJc w:val="left"/>
+      <w:pPr>
+        <w:tabs>
+          <w:tab w:val="num" w:pos="5040"/>
+        </w:tabs>
+        <w:ind w:left="5040" w:hanging="360"/>
+      </w:pPr>
+      <w:rPr>
+        <w:rFonts w:ascii="Wingdings" w:hAnsi="Wingdings" w:hint="default"/>
+        <w:sz w:val="20"/>
+      </w:rPr>
+    </w:lvl>
+    <w:lvl w:ilvl="7" w:tentative="1">
+      <w:start w:val="1"/>
+      <w:numFmt w:val="bullet"/>
+      <w:lvlText w:val=""/>
+      <w:lvlJc w:val="left"/>
+      <w:pPr>
+        <w:tabs>
+          <w:tab w:val="num" w:pos="5760"/>
+        </w:tabs>
+        <w:ind w:left="5760" w:hanging="360"/>
+      </w:pPr>
+      <w:rPr>
+        <w:rFonts w:ascii="Wingdings" w:hAnsi="Wingdings" w:hint="default"/>
+        <w:sz w:val="20"/>
+      </w:rPr>
+    </w:lvl>
+    <w:lvl w:ilvl="8" w:tentative="1">
+      <w:start w:val="1"/>
+      <w:numFmt w:val="bullet"/>
+      <w:lvlText w:val=""/>
+      <w:lvlJc w:val="left"/>
+      <w:pPr>
+        <w:tabs>
+          <w:tab w:val="num" w:pos="6480"/>
+        </w:tabs>
+        <w:ind w:left="6480" w:hanging="360"/>
+      </w:pPr>
+      <w:rPr>
+        <w:rFonts w:ascii="Wingdings" w:hAnsi="Wingdings" w:hint="default"/>
+        <w:sz w:val="20"/>
+      </w:rPr>
+    </w:lvl>
+  </w:abstractNum>
+  <w:abstractNum w:abstractNumId="1" w15:restartNumberingAfterBreak="0">
+    <w:nsid w:val="15047A50"/>
+    <w:multiLevelType w:val="multilevel"/>
+    <w:tmpl w:val="69485B68"/>
+    <w:lvl w:ilvl="0">
+      <w:start w:val="1"/>
+      <w:numFmt w:val="bullet"/>
+      <w:lvlText w:val=""/>
+      <w:lvlJc w:val="left"/>
+      <w:pPr>
+        <w:tabs>
+          <w:tab w:val="num" w:pos="720"/>
+        </w:tabs>
+        <w:ind w:left="720" w:hanging="360"/>
+      </w:pPr>
+      <w:rPr>
+        <w:rFonts w:ascii="Symbol" w:hAnsi="Symbol" w:hint="default"/>
+        <w:sz w:val="20"/>
+      </w:rPr>
+    </w:lvl>
+    <w:lvl w:ilvl="1" w:tentative="1">
+      <w:start w:val="1"/>
+      <w:numFmt w:val="bullet"/>
+      <w:lvlText w:val="o"/>
+      <w:lvlJc w:val="left"/>
+      <w:pPr>
+        <w:tabs>
+          <w:tab w:val="num" w:pos="1440"/>
+        </w:tabs>
+        <w:ind w:left="1440" w:hanging="360"/>
+      </w:pPr>
+      <w:rPr>
+        <w:rFonts w:ascii="Courier New" w:hAnsi="Courier New" w:hint="default"/>
+        <w:sz w:val="20"/>
+      </w:rPr>
+    </w:lvl>
+    <w:lvl w:ilvl="2" w:tentative="1">
+      <w:start w:val="1"/>
+      <w:numFmt w:val="bullet"/>
+      <w:lvlText w:val=""/>
+      <w:lvlJc w:val="left"/>
+      <w:pPr>
+        <w:tabs>
+          <w:tab w:val="num" w:pos="2160"/>
+        </w:tabs>
+        <w:ind w:left="2160" w:hanging="360"/>
+      </w:pPr>
+      <w:rPr>
+        <w:rFonts w:ascii="Wingdings" w:hAnsi="Wingdings" w:hint="default"/>
+        <w:sz w:val="20"/>
+      </w:rPr>
+    </w:lvl>
+    <w:lvl w:ilvl="3" w:tentative="1">
+      <w:start w:val="1"/>
+      <w:numFmt w:val="bullet"/>
+      <w:lvlText w:val=""/>
+      <w:lvlJc w:val="left"/>
+      <w:pPr>
+        <w:tabs>
+          <w:tab w:val="num" w:pos="2880"/>
+        </w:tabs>
+        <w:ind w:left="2880" w:hanging="360"/>
+      </w:pPr>
+      <w:rPr>
+        <w:rFonts w:ascii="Wingdings" w:hAnsi="Wingdings" w:hint="default"/>
+        <w:sz w:val="20"/>
+      </w:rPr>
+    </w:lvl>
+    <w:lvl w:ilvl="4" w:tentative="1">
+      <w:start w:val="1"/>
+      <w:numFmt w:val="bullet"/>
+      <w:lvlText w:val=""/>
+      <w:lvlJc w:val="left"/>
+      <w:pPr>
+        <w:tabs>
+          <w:tab w:val="num" w:pos="3600"/>
+        </w:tabs>
+        <w:ind w:left="3600" w:hanging="360"/>
+      </w:pPr>
+      <w:rPr>
+        <w:rFonts w:ascii="Wingdings" w:hAnsi="Wingdings" w:hint="default"/>
+        <w:sz w:val="20"/>
+      </w:rPr>
+    </w:lvl>
+    <w:lvl w:ilvl="5" w:tentative="1">
+      <w:start w:val="1"/>
+      <w:numFmt w:val="bullet"/>
+      <w:lvlText w:val=""/>
+      <w:lvlJc w:val="left"/>
+      <w:pPr>
+        <w:tabs>
+          <w:tab w:val="num" w:pos="4320"/>
+        </w:tabs>
+        <w:ind w:left="4320" w:hanging="360"/>
+      </w:pPr>
+      <w:rPr>
+        <w:rFonts w:ascii="Wingdings" w:hAnsi="Wingdings" w:hint="default"/>
+        <w:sz w:val="20"/>
+      </w:rPr>
+    </w:lvl>
+    <w:lvl w:ilvl="6" w:tentative="1">
+      <w:start w:val="1"/>
+      <w:numFmt w:val="bullet"/>
+      <w:lvlText w:val=""/>
+      <w:lvlJc w:val="left"/>
+      <w:pPr>
+        <w:tabs>
+          <w:tab w:val="num" w:pos="5040"/>
+        </w:tabs>
+        <w:ind w:left="5040" w:hanging="360"/>
+      </w:pPr>
+      <w:rPr>
+        <w:rFonts w:ascii="Wingdings" w:hAnsi="Wingdings" w:hint="default"/>
+        <w:sz w:val="20"/>
+      </w:rPr>
+    </w:lvl>
+    <w:lvl w:ilvl="7" w:tentative="1">
+      <w:start w:val="1"/>
+      <w:numFmt w:val="bullet"/>
+      <w:lvlText w:val=""/>
+      <w:lvlJc w:val="left"/>
+      <w:pPr>
+        <w:tabs>
+          <w:tab w:val="num" w:pos="5760"/>
+        </w:tabs>
+        <w:ind w:left="5760" w:hanging="360"/>
+      </w:pPr>
+      <w:rPr>
+        <w:rFonts w:ascii="Wingdings" w:hAnsi="Wingdings" w:hint="default"/>
+        <w:sz w:val="20"/>
+      </w:rPr>
+    </w:lvl>
+    <w:lvl w:ilvl="8" w:tentative="1">
+      <w:start w:val="1"/>
+      <w:numFmt w:val="bullet"/>
+      <w:lvlText w:val=""/>
+      <w:lvlJc w:val="left"/>
+      <w:pPr>
+        <w:tabs>
+          <w:tab w:val="num" w:pos="6480"/>
+        </w:tabs>
+        <w:ind w:left="6480" w:hanging="360"/>
+      </w:pPr>
+      <w:rPr>
+        <w:rFonts w:ascii="Wingdings" w:hAnsi="Wingdings" w:hint="default"/>
+        <w:sz w:val="20"/>
+      </w:rPr>
+    </w:lvl>
+  </w:abstractNum>
+  <w:abstractNum w:abstractNumId="2" w15:restartNumberingAfterBreak="0">
+    <w:nsid w:val="1E566FA8"/>
+    <w:multiLevelType w:val="multilevel"/>
+    <w:tmpl w:val="A5A8CBC0"/>
+    <w:lvl w:ilvl="0">
+      <w:start w:val="1"/>
+      <w:numFmt w:val="bullet"/>
+      <w:lvlText w:val=""/>
+      <w:lvlJc w:val="left"/>
+      <w:pPr>
+        <w:tabs>
+          <w:tab w:val="num" w:pos="720"/>
+        </w:tabs>
+        <w:ind w:left="720" w:hanging="360"/>
+      </w:pPr>
+      <w:rPr>
+        <w:rFonts w:ascii="Symbol" w:hAnsi="Symbol" w:hint="default"/>
+        <w:sz w:val="20"/>
+      </w:rPr>
+    </w:lvl>
+    <w:lvl w:ilvl="1" w:tentative="1">
+      <w:start w:val="1"/>
+      <w:numFmt w:val="bullet"/>
+      <w:lvlText w:val="o"/>
+      <w:lvlJc w:val="left"/>
+      <w:pPr>
+        <w:tabs>
+          <w:tab w:val="num" w:pos="1440"/>
+        </w:tabs>
+        <w:ind w:left="1440" w:hanging="360"/>
+      </w:pPr>
+      <w:rPr>
+        <w:rFonts w:ascii="Courier New" w:hAnsi="Courier New" w:hint="default"/>
+        <w:sz w:val="20"/>
+      </w:rPr>
+    </w:lvl>
+    <w:lvl w:ilvl="2" w:tentative="1">
+      <w:start w:val="1"/>
+      <w:numFmt w:val="bullet"/>
+      <w:lvlText w:val=""/>
+      <w:lvlJc w:val="left"/>
+      <w:pPr>
+        <w:tabs>
+          <w:tab w:val="num" w:pos="2160"/>
+        </w:tabs>
+        <w:ind w:left="2160" w:hanging="360"/>
+      </w:pPr>
+      <w:rPr>
+        <w:rFonts w:ascii="Wingdings" w:hAnsi="Wingdings" w:hint="default"/>
+        <w:sz w:val="20"/>
+      </w:rPr>
+    </w:lvl>
+    <w:lvl w:ilvl="3" w:tentative="1">
+      <w:start w:val="1"/>
+      <w:numFmt w:val="bullet"/>
+      <w:lvlText w:val=""/>
+      <w:lvlJc w:val="left"/>
+      <w:pPr>
+        <w:tabs>
+          <w:tab w:val="num" w:pos="2880"/>
+        </w:tabs>
+        <w:ind w:left="2880" w:hanging="360"/>
+      </w:pPr>
+      <w:rPr>
+        <w:rFonts w:ascii="Wingdings" w:hAnsi="Wingdings" w:hint="default"/>
+        <w:sz w:val="20"/>
+      </w:rPr>
+    </w:lvl>
+    <w:lvl w:ilvl="4" w:tentative="1">
+      <w:start w:val="1"/>
+      <w:numFmt w:val="bullet"/>
+      <w:lvlText w:val=""/>
+      <w:lvlJc w:val="left"/>
+      <w:pPr>
+        <w:tabs>
+          <w:tab w:val="num" w:pos="3600"/>
+        </w:tabs>
+        <w:ind w:left="3600" w:hanging="360"/>
+      </w:pPr>
+      <w:rPr>
+        <w:rFonts w:ascii="Wingdings" w:hAnsi="Wingdings" w:hint="default"/>
+        <w:sz w:val="20"/>
+      </w:rPr>
+    </w:lvl>
+    <w:lvl w:ilvl="5" w:tentative="1">
+      <w:start w:val="1"/>
+      <w:numFmt w:val="bullet"/>
+      <w:lvlText w:val=""/>
+      <w:lvlJc w:val="left"/>
+      <w:pPr>
+        <w:tabs>
+          <w:tab w:val="num" w:pos="4320"/>
+        </w:tabs>
+        <w:ind w:left="4320" w:hanging="360"/>
+      </w:pPr>
+      <w:rPr>
+        <w:rFonts w:ascii="Wingdings" w:hAnsi="Wingdings" w:hint="default"/>
+        <w:sz w:val="20"/>
+      </w:rPr>
+    </w:lvl>
+    <w:lvl w:ilvl="6" w:tentative="1">
+      <w:start w:val="1"/>
+      <w:numFmt w:val="bullet"/>
+      <w:lvlText w:val=""/>
+      <w:lvlJc w:val="left"/>
+      <w:pPr>
+        <w:tabs>
+          <w:tab w:val="num" w:pos="5040"/>
+        </w:tabs>
+        <w:ind w:left="5040" w:hanging="360"/>
+      </w:pPr>
+      <w:rPr>
+        <w:rFonts w:ascii="Wingdings" w:hAnsi="Wingdings" w:hint="default"/>
+        <w:sz w:val="20"/>
+      </w:rPr>
+    </w:lvl>
+    <w:lvl w:ilvl="7" w:tentative="1">
+      <w:start w:val="1"/>
+      <w:numFmt w:val="bullet"/>
+      <w:lvlText w:val=""/>
+      <w:lvlJc w:val="left"/>
+      <w:pPr>
+        <w:tabs>
+          <w:tab w:val="num" w:pos="5760"/>
+        </w:tabs>
+        <w:ind w:left="5760" w:hanging="360"/>
+      </w:pPr>
+      <w:rPr>
+        <w:rFonts w:ascii="Wingdings" w:hAnsi="Wingdings" w:hint="default"/>
+        <w:sz w:val="20"/>
+      </w:rPr>
+    </w:lvl>
+    <w:lvl w:ilvl="8" w:tentative="1">
+      <w:start w:val="1"/>
+      <w:numFmt w:val="bullet"/>
+      <w:lvlText w:val=""/>
+      <w:lvlJc w:val="left"/>
+      <w:pPr>
+        <w:tabs>
+          <w:tab w:val="num" w:pos="6480"/>
+        </w:tabs>
+        <w:ind w:left="6480" w:hanging="360"/>
+      </w:pPr>
+      <w:rPr>
+        <w:rFonts w:ascii="Wingdings" w:hAnsi="Wingdings" w:hint="default"/>
+        <w:sz w:val="20"/>
+      </w:rPr>
+    </w:lvl>
+  </w:abstractNum>
+  <w:abstractNum w:abstractNumId="3" w15:restartNumberingAfterBreak="0">
     <w:nsid w:val="1F011665"/>
     <w:multiLevelType w:val="multilevel"/>
     <w:tmpl w:val="A692DBD2"/>
@@ -384,7 +1179,156 @@
       </w:rPr>
     </w:lvl>
   </w:abstractNum>
-  <w:abstractNum w:abstractNumId="1" w15:restartNumberingAfterBreak="0">
+  <w:abstractNum w:abstractNumId="4" w15:restartNumberingAfterBreak="0">
+    <w:nsid w:val="25E03CA1"/>
+    <w:multiLevelType w:val="multilevel"/>
+    <w:tmpl w:val="73121832"/>
+    <w:lvl w:ilvl="0">
+      <w:start w:val="1"/>
+      <w:numFmt w:val="bullet"/>
+      <w:lvlText w:val=""/>
+      <w:lvlJc w:val="left"/>
+      <w:pPr>
+        <w:tabs>
+          <w:tab w:val="num" w:pos="720"/>
+        </w:tabs>
+        <w:ind w:left="720" w:hanging="360"/>
+      </w:pPr>
+      <w:rPr>
+        <w:rFonts w:ascii="Symbol" w:hAnsi="Symbol" w:hint="default"/>
+        <w:sz w:val="20"/>
+      </w:rPr>
+    </w:lvl>
+    <w:lvl w:ilvl="1" w:tentative="1">
+      <w:start w:val="1"/>
+      <w:numFmt w:val="bullet"/>
+      <w:lvlText w:val="o"/>
+      <w:lvlJc w:val="left"/>
+      <w:pPr>
+        <w:tabs>
+          <w:tab w:val="num" w:pos="1440"/>
+        </w:tabs>
+        <w:ind w:left="1440" w:hanging="360"/>
+      </w:pPr>
+      <w:rPr>
+        <w:rFonts w:ascii="Courier New" w:hAnsi="Courier New" w:hint="default"/>
+        <w:sz w:val="20"/>
+      </w:rPr>
+    </w:lvl>
+    <w:lvl w:ilvl="2" w:tentative="1">
+      <w:start w:val="1"/>
+      <w:numFmt w:val="bullet"/>
+      <w:lvlText w:val=""/>
+      <w:lvlJc w:val="left"/>
+      <w:pPr>
+        <w:tabs>
+          <w:tab w:val="num" w:pos="2160"/>
+        </w:tabs>
+        <w:ind w:left="2160" w:hanging="360"/>
+      </w:pPr>
+      <w:rPr>
+        <w:rFonts w:ascii="Wingdings" w:hAnsi="Wingdings" w:hint="default"/>
+        <w:sz w:val="20"/>
+      </w:rPr>
+    </w:lvl>
+    <w:lvl w:ilvl="3" w:tentative="1">
+      <w:start w:val="1"/>
+      <w:numFmt w:val="bullet"/>
+      <w:lvlText w:val=""/>
+      <w:lvlJc w:val="left"/>
+      <w:pPr>
+        <w:tabs>
+          <w:tab w:val="num" w:pos="2880"/>
+        </w:tabs>
+        <w:ind w:left="2880" w:hanging="360"/>
+      </w:pPr>
+      <w:rPr>
+        <w:rFonts w:ascii="Wingdings" w:hAnsi="Wingdings" w:hint="default"/>
+        <w:sz w:val="20"/>
+      </w:rPr>
+    </w:lvl>
+    <w:lvl w:ilvl="4" w:tentative="1">
+      <w:start w:val="1"/>
+      <w:numFmt w:val="bullet"/>
+      <w:lvlText w:val=""/>
+      <w:lvlJc w:val="left"/>
+      <w:pPr>
+        <w:tabs>
+          <w:tab w:val="num" w:pos="3600"/>
+        </w:tabs>
+        <w:ind w:left="3600" w:hanging="360"/>
+      </w:pPr>
+      <w:rPr>
+        <w:rFonts w:ascii="Wingdings" w:hAnsi="Wingdings" w:hint="default"/>
+        <w:sz w:val="20"/>
+      </w:rPr>
+    </w:lvl>
+    <w:lvl w:ilvl="5" w:tentative="1">
+      <w:start w:val="1"/>
+      <w:numFmt w:val="bullet"/>
+      <w:lvlText w:val=""/>
+      <w:lvlJc w:val="left"/>
+      <w:pPr>
+        <w:tabs>
+          <w:tab w:val="num" w:pos="4320"/>
+        </w:tabs>
+        <w:ind w:left="4320" w:hanging="360"/>
+      </w:pPr>
+      <w:rPr>
+        <w:rFonts w:ascii="Wingdings" w:hAnsi="Wingdings" w:hint="default"/>
+        <w:sz w:val="20"/>
+      </w:rPr>
+    </w:lvl>
+    <w:lvl w:ilvl="6" w:tentative="1">
+      <w:start w:val="1"/>
+      <w:numFmt w:val="bullet"/>
+      <w:lvlText w:val=""/>
+      <w:lvlJc w:val="left"/>
+      <w:pPr>
+        <w:tabs>
+          <w:tab w:val="num" w:pos="5040"/>
+        </w:tabs>
+        <w:ind w:left="5040" w:hanging="360"/>
+      </w:pPr>
+      <w:rPr>
+        <w:rFonts w:ascii="Wingdings" w:hAnsi="Wingdings" w:hint="default"/>
+        <w:sz w:val="20"/>
+      </w:rPr>
+    </w:lvl>
+    <w:lvl w:ilvl="7" w:tentative="1">
+      <w:start w:val="1"/>
+      <w:numFmt w:val="bullet"/>
+      <w:lvlText w:val=""/>
+      <w:lvlJc w:val="left"/>
+      <w:pPr>
+        <w:tabs>
+          <w:tab w:val="num" w:pos="5760"/>
+        </w:tabs>
+        <w:ind w:left="5760" w:hanging="360"/>
+      </w:pPr>
+      <w:rPr>
+        <w:rFonts w:ascii="Wingdings" w:hAnsi="Wingdings" w:hint="default"/>
+        <w:sz w:val="20"/>
+      </w:rPr>
+    </w:lvl>
+    <w:lvl w:ilvl="8" w:tentative="1">
+      <w:start w:val="1"/>
+      <w:numFmt w:val="bullet"/>
+      <w:lvlText w:val=""/>
+      <w:lvlJc w:val="left"/>
+      <w:pPr>
+        <w:tabs>
+          <w:tab w:val="num" w:pos="6480"/>
+        </w:tabs>
+        <w:ind w:left="6480" w:hanging="360"/>
+      </w:pPr>
+      <w:rPr>
+        <w:rFonts w:ascii="Wingdings" w:hAnsi="Wingdings" w:hint="default"/>
+        <w:sz w:val="20"/>
+      </w:rPr>
+    </w:lvl>
+  </w:abstractNum>
+  <w:abstractNum w:abstractNumId="5" w15:restartNumberingAfterBreak="0">
     <w:nsid w:val="59D05186"/>
     <w:multiLevelType w:val="hybridMultilevel"/>
     <w:tmpl w:val="DDBCEE0C"/>
@@ -497,9 +1441,21 @@
     </w:lvl>
   </w:abstractNum>
   <w:num w:numId="1" w16cid:durableId="1637449593">
+    <w:abstractNumId w:val="3"/>
+  </w:num>
+  <w:num w:numId="2" w16cid:durableId="2042364436">
+    <w:abstractNumId w:val="5"/>
+  </w:num>
+  <w:num w:numId="3" w16cid:durableId="541674937">
+    <w:abstractNumId w:val="2"/>
+  </w:num>
+  <w:num w:numId="4" w16cid:durableId="787511755">
     <w:abstractNumId w:val="0"/>
   </w:num>
-  <w:num w:numId="2" w16cid:durableId="2042364436">
+  <w:num w:numId="5" w16cid:durableId="986520451">
+    <w:abstractNumId w:val="4"/>
+  </w:num>
+  <w:num w:numId="6" w16cid:durableId="496727119">
     <w:abstractNumId w:val="1"/>
   </w:num>
 </w:numbering>

--- a/Notes.docx
+++ b/Notes.docx
@@ -98,10 +98,33 @@
     <w:p/>
     <w:p>
       <w:r>
-        <w:t xml:space="preserve">TCP sends data as a continuous stream of bytes, so a single encrypted message may arrive split across multiple recv() calls or multiple messages may arrive together. </w:t>
-      </w:r>
-      <w:r>
-        <w:t xml:space="preserve">And the newline delimiter cannot be identified in it’s encrypted form, so we can’t identify when a packet ends. </w:t>
+        <w:t xml:space="preserve">TCP sends data as a continuous stream of bytes, so a single encrypted message may arrive split across multiple </w:t>
+      </w:r>
+      <w:proofErr w:type="spellStart"/>
+      <w:proofErr w:type="gramStart"/>
+      <w:r>
+        <w:t>recv</w:t>
+      </w:r>
+      <w:proofErr w:type="spellEnd"/>
+      <w:r>
+        <w:t>(</w:t>
+      </w:r>
+      <w:proofErr w:type="gramEnd"/>
+      <w:r>
+        <w:t xml:space="preserve">) calls or multiple messages may arrive together. </w:t>
+      </w:r>
+      <w:r>
+        <w:t xml:space="preserve">And the newline delimiter cannot be identified in </w:t>
+      </w:r>
+      <w:proofErr w:type="spellStart"/>
+      <w:proofErr w:type="gramStart"/>
+      <w:r>
+        <w:t>it’s</w:t>
+      </w:r>
+      <w:proofErr w:type="spellEnd"/>
+      <w:proofErr w:type="gramEnd"/>
+      <w:r>
+        <w:t xml:space="preserve"> encrypted form, so we can’t identify when a packet ends. </w:t>
       </w:r>
       <w:r>
         <w:t xml:space="preserve">We therefore replaced newline delimiters with a </w:t>
@@ -152,7 +175,28 @@
         <w:t>Server:</w:t>
       </w:r>
       <w:r>
-        <w:t xml:space="preserve"> Loads the device's permanent 256-bit ChaCha key from registered_devices.json. </w:t>
+        <w:t xml:space="preserve"> Loads the device's permanent 256-bit </w:t>
+      </w:r>
+      <w:proofErr w:type="spellStart"/>
+      <w:r>
+        <w:t>ChaCha</w:t>
+      </w:r>
+      <w:proofErr w:type="spellEnd"/>
+      <w:r>
+        <w:t xml:space="preserve"> key from </w:t>
+      </w:r>
+      <w:proofErr w:type="spellStart"/>
+      <w:r>
+        <w:t>registered_</w:t>
+      </w:r>
+      <w:proofErr w:type="gramStart"/>
+      <w:r>
+        <w:t>devices.json</w:t>
+      </w:r>
+      <w:proofErr w:type="spellEnd"/>
+      <w:proofErr w:type="gramEnd"/>
+      <w:r>
+        <w:t xml:space="preserve">. </w:t>
       </w:r>
     </w:p>
     <w:p>
@@ -170,7 +214,28 @@
         <w:t>Client:</w:t>
       </w:r>
       <w:r>
-        <w:t xml:space="preserve"> Loads the same permanent 256-bit ChaCha key from client_keys.json (which it stored during registration).</w:t>
+        <w:t xml:space="preserve"> Loads the same permanent 256-bit </w:t>
+      </w:r>
+      <w:proofErr w:type="spellStart"/>
+      <w:r>
+        <w:t>ChaCha</w:t>
+      </w:r>
+      <w:proofErr w:type="spellEnd"/>
+      <w:r>
+        <w:t xml:space="preserve"> key from </w:t>
+      </w:r>
+      <w:proofErr w:type="spellStart"/>
+      <w:r>
+        <w:t>client_</w:t>
+      </w:r>
+      <w:proofErr w:type="gramStart"/>
+      <w:r>
+        <w:t>keys.json</w:t>
+      </w:r>
+      <w:proofErr w:type="spellEnd"/>
+      <w:proofErr w:type="gramEnd"/>
+      <w:r>
+        <w:t xml:space="preserve"> (which it stored during registration).</w:t>
       </w:r>
     </w:p>
     <w:p/>
@@ -263,7 +328,15 @@
         </w:numPr>
       </w:pPr>
       <w:r>
-        <w:t>After a successful login, any protected message (KEY_UPDATE, later ALIVE?, etc.) is encrypted using the client's permanent 256-bit ChaCha20 key.</w:t>
+        <w:t xml:space="preserve">After a successful login, any protected message (KEY_UPDATE, later </w:t>
+      </w:r>
+      <w:proofErr w:type="gramStart"/>
+      <w:r>
+        <w:t>ALIVE?,</w:t>
+      </w:r>
+      <w:proofErr w:type="gramEnd"/>
+      <w:r>
+        <w:t xml:space="preserve"> etc.) is encrypted using the client's permanent 256-bit ChaCha20 key.</w:t>
       </w:r>
     </w:p>
     <w:p>
@@ -305,7 +378,20 @@
         </w:numPr>
       </w:pPr>
       <w:r>
-        <w:t>If it's encrypted (0x01), decrypt it using the permanent 256-bit ChaCha20 key loaded from client_keys.json, then process the resulting plaintext message exactly as before.</w:t>
+        <w:t xml:space="preserve">If it's encrypted (0x01), decrypt it using the permanent 256-bit ChaCha20 key loaded from </w:t>
+      </w:r>
+      <w:proofErr w:type="spellStart"/>
+      <w:r>
+        <w:t>client_</w:t>
+      </w:r>
+      <w:proofErr w:type="gramStart"/>
+      <w:r>
+        <w:t>keys.json</w:t>
+      </w:r>
+      <w:proofErr w:type="spellEnd"/>
+      <w:proofErr w:type="gramEnd"/>
+      <w:r>
+        <w:t>, then process the resulting plaintext message exactly as before.</w:t>
       </w:r>
     </w:p>
     <w:p>
@@ -432,12 +518,32 @@
         </w:numPr>
       </w:pPr>
       <w:r>
-        <w:t>If it's encrypted (0x01), look up the client's permanent ChaCha20 key from connected_clients, decrypt the payload, and then process the resulting plaintext command exactly as before.</w:t>
+        <w:t xml:space="preserve">If it's encrypted (0x01), look up the client's permanent ChaCha20 key from </w:t>
+      </w:r>
+      <w:proofErr w:type="spellStart"/>
+      <w:r>
+        <w:t>connected_clients</w:t>
+      </w:r>
+      <w:proofErr w:type="spellEnd"/>
+      <w:r>
+        <w:t>, decrypt the payload, and then process the resulting plaintext command exactly as before.</w:t>
       </w:r>
     </w:p>
     <w:p/>
     <w:p/>
-    <w:p/>
+    <w:p>
+      <w:r>
+        <w:t>Authenti</w:t>
+      </w:r>
+      <w:r>
+        <w:t>cation Key Verification</w:t>
+      </w:r>
+    </w:p>
+    <w:p>
+      <w:r>
+        <w:t>Every protected client → server request now prepends the current 32-bit authentication key before encryption, and after decryption the server verifies it against its latest stored key before executing the command.</w:t>
+      </w:r>
+    </w:p>
     <w:p/>
     <w:p/>
     <w:p/>
